--- a/templates/REPO/current.docx
+++ b/templates/REPO/current.docx
@@ -138,9 +138,13 @@
       <w:r>
         <w:rPr>
           <w:rFonts w:ascii="Century Gothic" w:hAnsi="Century Gothic" w:cs="Times New Roman"/>
-          <w:b w:val="0"/>
         </w:rPr>
         <w:t xml:space="preserve">TO:  </w:t>
+      </w:r>
+      <w:r>
+        <w:rPr>
+          <w:rFonts w:ascii="Century Gothic" w:hAnsi="Century Gothic" w:cs="Times New Roman"/>
+        </w:rPr>
         <w:tab/>
       </w:r>
       <w:r>
@@ -510,18 +514,9 @@
           <w:b/>
           <w:bCs/>
         </w:rPr>
-        <w:t xml:space="preserve">TEL. NO. </w:t>
-      </w:r>
-      <w:r>
-        <w:rPr>
-          <w:rFonts w:ascii="Century Gothic" w:hAnsi="Century Gothic" w:cs="Times New Roman"/>
-          <w:b/>
-          <w:bCs/>
-        </w:rPr>
-        <w:t>{#customer}{phone}{/customer}</w:t>
-      </w:r>
-    </w:p>
-    <w:bookmarkEnd w:id="1"/>
+        <w:t>TEL. NO. {#customer}{phone}{/customer}</w:t>
+      </w:r>
+    </w:p>
     <w:p>
       <w:pPr>
         <w:autoSpaceDE w:val="0"/>
@@ -537,7 +532,6 @@
         </w:rPr>
       </w:pPr>
     </w:p>
-    <w:bookmarkEnd w:id="2"/>
     <w:p>
       <w:pPr>
         <w:widowControl w:val="0"/>
@@ -671,15 +665,7 @@
           <w:b/>
           <w:bCs/>
         </w:rPr>
-        <w:t xml:space="preserve">TEL. NO. </w:t>
-      </w:r>
-      <w:r>
-        <w:rPr>
-          <w:rFonts w:ascii="Century Gothic" w:hAnsi="Century Gothic" w:cs="Times New Roman"/>
-          <w:b/>
-          <w:bCs/>
-        </w:rPr>
-        <w:t>{#customer}{phone}{/customer}</w:t>
+        <w:t>TEL. NO. {#customer}{phone}{/customer}</w:t>
       </w:r>
     </w:p>
     <w:p>
@@ -890,26 +876,9 @@
       <w:r>
         <w:rPr>
           <w:rFonts w:ascii="Century Gothic" w:hAnsi="Century Gothic" w:cs="Times New Roman"/>
-          <w:b w:val="0"/>
-          <w:bCs/>
-        </w:rPr>
-        <w:t>Statutory provisions under which seizure/repossession and sale is authorized (</w:t>
-      </w:r>
-      <w:r>
-        <w:rPr>
-          <w:rFonts w:ascii="Century Gothic" w:hAnsi="Century Gothic" w:cs="Times New Roman"/>
-          <w:b w:val="0"/>
-          <w:bCs/>
-        </w:rPr>
-        <w:t>{#repossession}{statutory_provision}{/repossession}</w:t>
-      </w:r>
-      <w:r>
-        <w:rPr>
-          <w:rFonts w:ascii="Century Gothic" w:hAnsi="Century Gothic" w:cs="Times New Roman"/>
-          <w:b w:val="0"/>
-          <w:bCs/>
-        </w:rPr>
-        <w:t>)</w:t>
+          <w:bCs/>
+        </w:rPr>
+        <w:t>Statutory provisions under which seizure/repossession and sale is authorized ({#repossession}{statutory_provision}{/repossession})</w:t>
       </w:r>
     </w:p>
     <w:p>
@@ -937,7 +906,6 @@
       <w:r>
         <w:rPr>
           <w:rFonts w:ascii="Century Gothic" w:hAnsi="Century Gothic" w:cs="Times New Roman"/>
-          <w:b w:val="0"/>
           <w:bCs/>
         </w:rPr>
         <w:t xml:space="preserve">a) Amount to be recovered at the date of the letter of instruction: </w:t>
@@ -982,7 +950,6 @@
       <w:r>
         <w:rPr>
           <w:rFonts w:ascii="Century Gothic" w:hAnsi="Century Gothic" w:cs="Times New Roman"/>
-          <w:b w:val="0"/>
           <w:bCs/>
         </w:rPr>
         <w:t xml:space="preserve">       b) Daily rates thereafter (interest/rent/storage): </w:t>
@@ -1129,7 +1096,6 @@
       <w:r>
         <w:rPr>
           <w:rFonts w:ascii="Century Gothic" w:hAnsi="Century Gothic" w:cs="Times New Roman"/>
-          <w:b w:val="0"/>
           <w:bCs/>
         </w:rPr>
         <w:t xml:space="preserve">Reserve price or reasons for selling without reserve: </w:t>
@@ -1181,7 +1147,6 @@
       <w:r>
         <w:rPr>
           <w:rFonts w:ascii="Century Gothic" w:hAnsi="Century Gothic" w:cs="Times New Roman"/>
-          <w:b w:val="0"/>
           <w:bCs/>
         </w:rPr>
         <w:t xml:space="preserve">Advertising instructions / expenditure authorized: </w:t>
@@ -1700,21 +1665,63 @@
           <w:bCs/>
         </w:rPr>
         <w:tab/>
+      </w:r>
+      <w:r>
+        <w:rPr>
+          <w:rFonts w:ascii="Century Gothic" w:hAnsi="Century Gothic" w:cs="Times New Roman"/>
+          <w:b/>
+          <w:bCs/>
+        </w:rPr>
         <w:tab/>
+      </w:r>
+      <w:r>
+        <w:rPr>
+          <w:rFonts w:ascii="Century Gothic" w:hAnsi="Century Gothic" w:cs="Times New Roman"/>
+          <w:b/>
+          <w:bCs/>
+        </w:rPr>
         <w:tab/>
+      </w:r>
+      <w:r>
+        <w:rPr>
+          <w:rFonts w:ascii="Century Gothic" w:hAnsi="Century Gothic" w:cs="Times New Roman"/>
+          <w:b/>
+          <w:bCs/>
+        </w:rPr>
         <w:tab/>
+      </w:r>
+      <w:r>
+        <w:rPr>
+          <w:rFonts w:ascii="Century Gothic" w:hAnsi="Century Gothic" w:cs="Times New Roman"/>
+          <w:b/>
+          <w:bCs/>
+        </w:rPr>
         <w:tab/>
+      </w:r>
+      <w:r>
+        <w:rPr>
+          <w:rFonts w:ascii="Century Gothic" w:hAnsi="Century Gothic" w:cs="Times New Roman"/>
+          <w:b/>
+          <w:bCs/>
+        </w:rPr>
         <w:tab/>
         <w:t xml:space="preserve">        </w:t>
+      </w:r>
+      <w:r>
+        <w:rPr>
+          <w:rFonts w:ascii="Century Gothic" w:hAnsi="Century Gothic" w:cs="Times New Roman"/>
+          <w:b/>
+          <w:bCs/>
+        </w:rPr>
         <w:tab/>
+      </w:r>
+      <w:r>
+        <w:rPr>
+          <w:rFonts w:ascii="Century Gothic" w:hAnsi="Century Gothic" w:cs="Times New Roman"/>
+          <w:b/>
+          <w:bCs/>
+        </w:rPr>
         <w:tab/>
-      </w:r>
-      <w:r>
-        <w:rPr>
-          <w:rFonts w:ascii="Century Gothic" w:hAnsi="Century Gothic" w:cs="Times New Roman"/>
-          <w:b/>
-          <w:bCs/>
-        </w:rPr>
         <w:t>{#signatory_2}{name}{/signatory_2}</w:t>
       </w:r>
     </w:p>
@@ -1742,16 +1749,57 @@
           <w:rFonts w:ascii="Century Gothic" w:hAnsi="Century Gothic" w:cs="Times New Roman"/>
           <w:b/>
           <w:bCs/>
-          <w:u w:val="none"/>
         </w:rPr>
         <w:tab/>
+      </w:r>
+      <w:r>
+        <w:rPr>
+          <w:rFonts w:ascii="Century Gothic" w:hAnsi="Century Gothic" w:cs="Times New Roman"/>
+          <w:b/>
+          <w:bCs/>
+        </w:rPr>
         <w:tab/>
+      </w:r>
+      <w:r>
+        <w:rPr>
+          <w:rFonts w:ascii="Century Gothic" w:hAnsi="Century Gothic" w:cs="Times New Roman"/>
+          <w:b/>
+          <w:bCs/>
+        </w:rPr>
         <w:tab/>
+      </w:r>
+      <w:r>
+        <w:rPr>
+          <w:rFonts w:ascii="Century Gothic" w:hAnsi="Century Gothic" w:cs="Times New Roman"/>
+          <w:b/>
+          <w:bCs/>
+        </w:rPr>
         <w:tab/>
         <w:t xml:space="preserve">       </w:t>
+      </w:r>
+      <w:r>
+        <w:rPr>
+          <w:rFonts w:ascii="Century Gothic" w:hAnsi="Century Gothic" w:cs="Times New Roman"/>
+          <w:b/>
+          <w:bCs/>
+        </w:rPr>
         <w:tab/>
+      </w:r>
+      <w:r>
+        <w:rPr>
+          <w:rFonts w:ascii="Century Gothic" w:hAnsi="Century Gothic" w:cs="Times New Roman"/>
+          <w:b/>
+          <w:bCs/>
+        </w:rPr>
         <w:tab/>
         <w:t xml:space="preserve"> </w:t>
+      </w:r>
+      <w:r>
+        <w:rPr>
+          <w:rFonts w:ascii="Century Gothic" w:hAnsi="Century Gothic" w:cs="Times New Roman"/>
+          <w:b/>
+          <w:bCs/>
+        </w:rPr>
         <w:tab/>
       </w:r>
       <w:r>
@@ -1974,6 +2022,7 @@
           <w:rFonts w:ascii="Times New Roman" w:hAnsi="Times New Roman" w:cs="Times New Roman"/>
           <w:bCs/>
         </w:rPr>
+        <w:lastRenderedPageBreak/>
         <w:t>Nyaluoyo</w:t>
       </w:r>
       <w:proofErr w:type="spellEnd"/>
@@ -2225,7 +2274,7 @@
       </w:drawing>
     </w:r>
     <w:r>
-      <w:t xml:space="preserve">                                              </w:t>
+      <w:t xml:space="preserve">                                            </w:t>
     </w:r>
     <w:r>
       <w:t>Kingdom Bank Towers,</w:t>
@@ -2234,7 +2283,7 @@
       <w:br/>
     </w:r>
     <w:r>
-      <w:t xml:space="preserve">                                              </w:t>
+      <w:t xml:space="preserve">                                            </w:t>
     </w:r>
     <w:proofErr w:type="spellStart"/>
     <w:r>
@@ -2264,14 +2313,14 @@
       <w:br/>
     </w:r>
     <w:r>
-      <w:t xml:space="preserve">                                              </w:t>
+      <w:t xml:space="preserve">                                            </w:t>
     </w:r>
     <w:r>
       <w:t>P. O. Box 22741- 00400 Nairobi, Kenya</w:t>
     </w:r>
     <w:r>
       <w:br/>
-      <w:t xml:space="preserve">                                              </w:t>
+      <w:t xml:space="preserve">                                            </w:t>
     </w:r>
     <w:r>
       <w:t>Email: </w:t>
@@ -2286,7 +2335,7 @@
     </w:hyperlink>
     <w:r>
       <w:br/>
-      <w:t xml:space="preserve">                                                           Website: </w:t>
+      <w:t xml:space="preserve">                                                          Website: </w:t>
     </w:r>
     <w:r>
       <w:t>www.kingdombankltd.co.ke</w:t>

--- a/templates/REPO/current.docx
+++ b/templates/REPO/current.docx
@@ -26,7 +26,7 @@
         <w:autoSpaceDE w:val="0"/>
         <w:autoSpaceDN w:val="0"/>
         <w:adjustRightInd w:val="0"/>
-        <w:spacing w:after="0" w:line="240" w:lineRule="auto"/>
+        <w:spacing w:line="240" w:lineRule="auto"/>
         <w:jc w:val="both"/>
         <w:rPr>
           <w:rFonts w:ascii="Century Gothic" w:hAnsi="Century Gothic" w:cs="Times New Roman"/>
@@ -38,19 +38,6 @@
         </w:rPr>
         <w:t>THE AUCTIONEERS ACT (No. 5 of 1996)</w:t>
       </w:r>
-    </w:p>
-    <w:p>
-      <w:pPr>
-        <w:widowControl w:val="0"/>
-        <w:autoSpaceDE w:val="0"/>
-        <w:autoSpaceDN w:val="0"/>
-        <w:adjustRightInd w:val="0"/>
-        <w:spacing w:after="0" w:line="240" w:lineRule="auto"/>
-        <w:jc w:val="both"/>
-        <w:rPr>
-          <w:rFonts w:ascii="Century Gothic" w:hAnsi="Century Gothic" w:cs="Times New Roman"/>
-        </w:rPr>
-      </w:pPr>
     </w:p>
     <w:p>
       <w:pPr>
@@ -665,22 +652,26 @@
           <w:b/>
           <w:bCs/>
         </w:rPr>
-        <w:t>TEL. NO. {#customer}{phone}{/customer}</w:t>
-      </w:r>
-    </w:p>
-    <w:p>
-      <w:pPr>
-        <w:autoSpaceDE w:val="0"/>
-        <w:autoSpaceDN w:val="0"/>
-        <w:adjustRightInd w:val="0"/>
-        <w:spacing w:after="0" w:line="240" w:lineRule="auto"/>
-        <w:jc w:val="both"/>
-        <w:rPr>
-          <w:rFonts w:ascii="Century Gothic" w:hAnsi="Century Gothic" w:cs="Times New Roman"/>
-          <w:b/>
-          <w:bCs/>
-        </w:rPr>
-      </w:pPr>
+        <w:t>TEL. NO. {#</w:t>
+      </w:r>
+      <w:proofErr w:type="gramStart"/>
+      <w:r>
+        <w:rPr>
+          <w:rFonts w:ascii="Century Gothic" w:hAnsi="Century Gothic" w:cs="Times New Roman"/>
+          <w:b/>
+          <w:bCs/>
+        </w:rPr>
+        <w:t>customer}{</w:t>
+      </w:r>
+      <w:proofErr w:type="gramEnd"/>
+      <w:r>
+        <w:rPr>
+          <w:rFonts w:ascii="Century Gothic" w:hAnsi="Century Gothic" w:cs="Times New Roman"/>
+          <w:b/>
+          <w:bCs/>
+        </w:rPr>
+        <w:t>phone}{/customer}</w:t>
+      </w:r>
     </w:p>
     <w:p>
       <w:pPr>
@@ -771,24 +762,44 @@
           <w:b/>
           <w:bCs/>
         </w:rPr>
-        <w:t xml:space="preserve">  ({#auctioneer}{contact_person}{/auctioneer})</w:t>
-      </w:r>
-    </w:p>
-    <w:p>
-      <w:pPr>
-        <w:widowControl w:val="0"/>
-        <w:autoSpaceDE w:val="0"/>
-        <w:autoSpaceDN w:val="0"/>
-        <w:adjustRightInd w:val="0"/>
-        <w:spacing w:after="0" w:line="240" w:lineRule="auto"/>
-        <w:ind w:left="675"/>
-        <w:jc w:val="both"/>
-        <w:rPr>
-          <w:rFonts w:ascii="Century Gothic" w:hAnsi="Century Gothic" w:cs="Calibri"/>
-          <w:sz w:val="20"/>
-          <w:szCs w:val="20"/>
-        </w:rPr>
-      </w:pPr>
+        <w:t xml:space="preserve">  ({#</w:t>
+      </w:r>
+      <w:proofErr w:type="gramStart"/>
+      <w:r>
+        <w:rPr>
+          <w:rFonts w:ascii="Century Gothic" w:hAnsi="Century Gothic" w:cs="Times New Roman"/>
+          <w:b/>
+          <w:bCs/>
+        </w:rPr>
+        <w:t>auctioneer}{</w:t>
+      </w:r>
+      <w:proofErr w:type="gramEnd"/>
+      <w:r>
+        <w:rPr>
+          <w:rFonts w:ascii="Century Gothic" w:hAnsi="Century Gothic" w:cs="Times New Roman"/>
+          <w:b/>
+          <w:bCs/>
+        </w:rPr>
+        <w:t>contact_</w:t>
+      </w:r>
+      <w:proofErr w:type="gramStart"/>
+      <w:r>
+        <w:rPr>
+          <w:rFonts w:ascii="Century Gothic" w:hAnsi="Century Gothic" w:cs="Times New Roman"/>
+          <w:b/>
+          <w:bCs/>
+        </w:rPr>
+        <w:t>person}{</w:t>
+      </w:r>
+      <w:proofErr w:type="gramEnd"/>
+      <w:r>
+        <w:rPr>
+          <w:rFonts w:ascii="Century Gothic" w:hAnsi="Century Gothic" w:cs="Times New Roman"/>
+          <w:b/>
+          <w:bCs/>
+        </w:rPr>
+        <w:t>/auctioneer})</w:t>
+      </w:r>
     </w:p>
     <w:p>
       <w:pPr>
@@ -817,21 +828,6 @@
     </w:p>
     <w:p>
       <w:pPr>
-        <w:widowControl w:val="0"/>
-        <w:autoSpaceDE w:val="0"/>
-        <w:autoSpaceDN w:val="0"/>
-        <w:adjustRightInd w:val="0"/>
-        <w:spacing w:after="0" w:line="240" w:lineRule="auto"/>
-        <w:ind w:left="720"/>
-        <w:jc w:val="both"/>
-        <w:rPr>
-          <w:rFonts w:ascii="Century Gothic" w:hAnsi="Century Gothic" w:cs="Times New Roman"/>
-          <w:bCs/>
-        </w:rPr>
-      </w:pPr>
-    </w:p>
-    <w:p>
-      <w:pPr>
         <w:tabs>
           <w:tab w:val="left" w:pos="2160"/>
         </w:tabs>
@@ -853,7 +849,43 @@
           <w:b/>
           <w:bCs/>
         </w:rPr>
-        <w:t>{#collateral}{legal_description}{/collateral}</w:t>
+        <w:t>{#</w:t>
+      </w:r>
+      <w:proofErr w:type="gramStart"/>
+      <w:r>
+        <w:rPr>
+          <w:rFonts w:ascii="Century Gothic" w:hAnsi="Century Gothic" w:cs="Times New Roman"/>
+          <w:b/>
+          <w:bCs/>
+        </w:rPr>
+        <w:t>collateral}{</w:t>
+      </w:r>
+      <w:proofErr w:type="gramEnd"/>
+      <w:r>
+        <w:rPr>
+          <w:rFonts w:ascii="Century Gothic" w:hAnsi="Century Gothic" w:cs="Times New Roman"/>
+          <w:b/>
+          <w:bCs/>
+        </w:rPr>
+        <w:t>legal_</w:t>
+      </w:r>
+      <w:proofErr w:type="gramStart"/>
+      <w:r>
+        <w:rPr>
+          <w:rFonts w:ascii="Century Gothic" w:hAnsi="Century Gothic" w:cs="Times New Roman"/>
+          <w:b/>
+          <w:bCs/>
+        </w:rPr>
+        <w:t>description}{</w:t>
+      </w:r>
+      <w:proofErr w:type="gramEnd"/>
+      <w:r>
+        <w:rPr>
+          <w:rFonts w:ascii="Century Gothic" w:hAnsi="Century Gothic" w:cs="Times New Roman"/>
+          <w:b/>
+          <w:bCs/>
+        </w:rPr>
+        <w:t>/collateral}</w:t>
       </w:r>
     </w:p>
     <w:p>
@@ -878,23 +910,40 @@
           <w:rFonts w:ascii="Century Gothic" w:hAnsi="Century Gothic" w:cs="Times New Roman"/>
           <w:bCs/>
         </w:rPr>
-        <w:t>Statutory provisions under which seizure/repossession and sale is authorized ({#repossession}{statutory_provision}{/repossession})</w:t>
-      </w:r>
-    </w:p>
-    <w:p>
-      <w:pPr>
-        <w:widowControl w:val="0"/>
-        <w:autoSpaceDE w:val="0"/>
-        <w:autoSpaceDN w:val="0"/>
-        <w:adjustRightInd w:val="0"/>
-        <w:spacing w:after="0" w:line="240" w:lineRule="auto"/>
-        <w:ind w:left="450"/>
-        <w:jc w:val="both"/>
-        <w:rPr>
-          <w:rFonts w:ascii="Century Gothic" w:hAnsi="Century Gothic" w:cs="Times New Roman"/>
-          <w:bCs/>
-        </w:rPr>
-      </w:pPr>
+        <w:t>Statutory provisions under which seizure/repossession and sale is authorized ({#</w:t>
+      </w:r>
+      <w:proofErr w:type="gramStart"/>
+      <w:r>
+        <w:rPr>
+          <w:rFonts w:ascii="Century Gothic" w:hAnsi="Century Gothic" w:cs="Times New Roman"/>
+          <w:bCs/>
+        </w:rPr>
+        <w:t>repossession}{</w:t>
+      </w:r>
+      <w:proofErr w:type="gramEnd"/>
+      <w:r>
+        <w:rPr>
+          <w:rFonts w:ascii="Century Gothic" w:hAnsi="Century Gothic" w:cs="Times New Roman"/>
+          <w:bCs/>
+        </w:rPr>
+        <w:t>statutory_</w:t>
+      </w:r>
+      <w:proofErr w:type="gramStart"/>
+      <w:r>
+        <w:rPr>
+          <w:rFonts w:ascii="Century Gothic" w:hAnsi="Century Gothic" w:cs="Times New Roman"/>
+          <w:bCs/>
+        </w:rPr>
+        <w:t>provision}{</w:t>
+      </w:r>
+      <w:proofErr w:type="gramEnd"/>
+      <w:r>
+        <w:rPr>
+          <w:rFonts w:ascii="Century Gothic" w:hAnsi="Century Gothic" w:cs="Times New Roman"/>
+          <w:bCs/>
+        </w:rPr>
+        <w:t>/repossession})</w:t>
+      </w:r>
     </w:p>
     <w:p>
       <w:pPr>
@@ -916,23 +965,44 @@
           <w:b/>
           <w:bCs/>
         </w:rPr>
-        <w:t>KES {#loan}{outstanding_balance}{/loan} at {date}.</w:t>
-      </w:r>
-    </w:p>
-    <w:p>
-      <w:pPr>
-        <w:widowControl w:val="0"/>
-        <w:autoSpaceDE w:val="0"/>
-        <w:autoSpaceDN w:val="0"/>
-        <w:adjustRightInd w:val="0"/>
-        <w:spacing w:after="0" w:line="240" w:lineRule="auto"/>
-        <w:jc w:val="both"/>
-        <w:rPr>
-          <w:rFonts w:ascii="Century Gothic" w:hAnsi="Century Gothic" w:cs="Calibri"/>
-          <w:sz w:val="20"/>
-          <w:szCs w:val="20"/>
-        </w:rPr>
-      </w:pPr>
+        <w:t>KES {#</w:t>
+      </w:r>
+      <w:proofErr w:type="gramStart"/>
+      <w:r>
+        <w:rPr>
+          <w:rFonts w:ascii="Century Gothic" w:hAnsi="Century Gothic" w:cs="Times New Roman"/>
+          <w:b/>
+          <w:bCs/>
+        </w:rPr>
+        <w:t>loan}{</w:t>
+      </w:r>
+      <w:proofErr w:type="gramEnd"/>
+      <w:r>
+        <w:rPr>
+          <w:rFonts w:ascii="Century Gothic" w:hAnsi="Century Gothic" w:cs="Times New Roman"/>
+          <w:b/>
+          <w:bCs/>
+        </w:rPr>
+        <w:t>outstanding_</w:t>
+      </w:r>
+      <w:proofErr w:type="gramStart"/>
+      <w:r>
+        <w:rPr>
+          <w:rFonts w:ascii="Century Gothic" w:hAnsi="Century Gothic" w:cs="Times New Roman"/>
+          <w:b/>
+          <w:bCs/>
+        </w:rPr>
+        <w:t>balance}{</w:t>
+      </w:r>
+      <w:proofErr w:type="gramEnd"/>
+      <w:r>
+        <w:rPr>
+          <w:rFonts w:ascii="Century Gothic" w:hAnsi="Century Gothic" w:cs="Times New Roman"/>
+          <w:b/>
+          <w:bCs/>
+        </w:rPr>
+        <w:t>/loan} at {date}.</w:t>
+      </w:r>
     </w:p>
     <w:p>
       <w:pPr>
@@ -1027,6 +1097,7 @@
           <w:b/>
           <w:bCs/>
         </w:rPr>
+        <w:lastRenderedPageBreak/>
         <w:t>Estimated Legal costs: {#repossession}{legal_costs}{/repossession}</w:t>
       </w:r>
     </w:p>
@@ -1364,19 +1435,6 @@
     </w:p>
     <w:p>
       <w:pPr>
-        <w:widowControl w:val="0"/>
-        <w:autoSpaceDE w:val="0"/>
-        <w:autoSpaceDN w:val="0"/>
-        <w:adjustRightInd w:val="0"/>
-        <w:spacing w:after="0" w:line="240" w:lineRule="auto"/>
-        <w:jc w:val="both"/>
-        <w:rPr>
-          <w:rFonts w:ascii="Century Gothic" w:hAnsi="Century Gothic" w:cs="Times New Roman"/>
-        </w:rPr>
-      </w:pPr>
-    </w:p>
-    <w:p>
-      <w:pPr>
         <w:pStyle w:val="ListParagraph"/>
         <w:widowControl w:val="0"/>
         <w:numPr>
@@ -1403,7 +1461,47 @@
           <w:bCs/>
           <w:u w:val="single"/>
         </w:rPr>
-        <w:t>{#repossession}This instruction is valid only for {validity_days_words} [{validity_days}] days from the date of acknowledgement of receipt.{/repossession}</w:t>
+        <w:t>{#</w:t>
+      </w:r>
+      <w:proofErr w:type="gramStart"/>
+      <w:r>
+        <w:rPr>
+          <w:rFonts w:ascii="Century Gothic" w:hAnsi="Century Gothic" w:cs="Times New Roman"/>
+          <w:b/>
+          <w:bCs/>
+          <w:u w:val="single"/>
+        </w:rPr>
+        <w:t>repossession}This</w:t>
+      </w:r>
+      <w:proofErr w:type="gramEnd"/>
+      <w:r>
+        <w:rPr>
+          <w:rFonts w:ascii="Century Gothic" w:hAnsi="Century Gothic" w:cs="Times New Roman"/>
+          <w:b/>
+          <w:bCs/>
+          <w:u w:val="single"/>
+        </w:rPr>
+        <w:t xml:space="preserve"> instruction is valid only for {validity_days_words} [{validity_days}] days from the date of acknowledgement of </w:t>
+      </w:r>
+      <w:proofErr w:type="gramStart"/>
+      <w:r>
+        <w:rPr>
+          <w:rFonts w:ascii="Century Gothic" w:hAnsi="Century Gothic" w:cs="Times New Roman"/>
+          <w:b/>
+          <w:bCs/>
+          <w:u w:val="single"/>
+        </w:rPr>
+        <w:t>receipt.{</w:t>
+      </w:r>
+      <w:proofErr w:type="gramEnd"/>
+      <w:r>
+        <w:rPr>
+          <w:rFonts w:ascii="Century Gothic" w:hAnsi="Century Gothic" w:cs="Times New Roman"/>
+          <w:b/>
+          <w:bCs/>
+          <w:u w:val="single"/>
+        </w:rPr>
+        <w:t>/repossession}</w:t>
       </w:r>
     </w:p>
     <w:p>
@@ -2022,7 +2120,6 @@
           <w:rFonts w:ascii="Times New Roman" w:hAnsi="Times New Roman" w:cs="Times New Roman"/>
           <w:bCs/>
         </w:rPr>
-        <w:lastRenderedPageBreak/>
         <w:t>Nyaluoyo</w:t>
       </w:r>
       <w:proofErr w:type="spellEnd"/>
@@ -2202,32 +2299,42 @@
   <w:p>
     <w:pPr>
       <w:pStyle w:val="Header"/>
-      <w:ind w:left="2880"/>
+      <w:jc w:val="right"/>
+      <w:rPr>
+        <w:rFonts w:ascii="Aptos" w:hAnsi="Aptos"/>
+        <w:noProof/>
+        <w:sz w:val="18"/>
+        <w:szCs w:val="18"/>
+      </w:rPr>
     </w:pPr>
     <w:r>
       <w:rPr>
+        <w:rFonts w:ascii="Aptos" w:hAnsi="Aptos"/>
         <w:noProof/>
-        <w14:ligatures w14:val="standardContextual"/>
       </w:rPr>
       <w:drawing>
-        <wp:anchor distT="0" distB="0" distL="114300" distR="114300" simplePos="0" relativeHeight="251658240" behindDoc="0" locked="0" layoutInCell="1" allowOverlap="1" wp14:anchorId="0DCD0B88" wp14:editId="04FB9681">
+        <wp:anchor distT="0" distB="0" distL="114300" distR="114300" simplePos="0" relativeHeight="251659264" behindDoc="0" locked="0" layoutInCell="1" allowOverlap="1" wp14:anchorId="7B77DD30" wp14:editId="165A630E">
           <wp:simplePos x="0" y="0"/>
-          <wp:positionH relativeFrom="column">
-            <wp:posOffset>-409575</wp:posOffset>
+          <wp:positionH relativeFrom="margin">
+            <wp:align>left</wp:align>
           </wp:positionH>
           <wp:positionV relativeFrom="paragraph">
-            <wp:posOffset>9525</wp:posOffset>
+            <wp:posOffset>90170</wp:posOffset>
           </wp:positionV>
-          <wp:extent cx="2559843" cy="587616"/>
-          <wp:effectExtent l="0" t="0" r="0" b="3175"/>
-          <wp:wrapSquare wrapText="bothSides"/>
-          <wp:docPr id="1111640734" name="Picture 2">
-            <a:extLst xmlns:a="http://schemas.openxmlformats.org/drawingml/2006/main">
-              <a:ext uri="{FF2B5EF4-FFF2-40B4-BE49-F238E27FC236}">
-                <a16:creationId xmlns:a16="http://schemas.microsoft.com/office/drawing/2014/main" id="{73455422-B61A-5E70-A115-5474696A93DB}"/>
-              </a:ext>
-            </a:extLst>
-          </wp:docPr>
+          <wp:extent cx="2724785" cy="457200"/>
+          <wp:effectExtent l="0" t="0" r="0" b="0"/>
+          <wp:wrapThrough wrapText="bothSides">
+            <wp:wrapPolygon edited="0">
+              <wp:start x="0" y="0"/>
+              <wp:lineTo x="0" y="20700"/>
+              <wp:lineTo x="4832" y="20700"/>
+              <wp:lineTo x="21444" y="18000"/>
+              <wp:lineTo x="21444" y="3600"/>
+              <wp:lineTo x="4832" y="0"/>
+              <wp:lineTo x="0" y="0"/>
+            </wp:wrapPolygon>
+          </wp:wrapThrough>
+          <wp:docPr id="1846296845" name="drawing"/>
           <wp:cNvGraphicFramePr>
             <a:graphicFrameLocks xmlns:a="http://schemas.openxmlformats.org/drawingml/2006/main" noChangeAspect="1"/>
           </wp:cNvGraphicFramePr>
@@ -2235,22 +2342,14 @@
             <a:graphicData uri="http://schemas.openxmlformats.org/drawingml/2006/picture">
               <pic:pic xmlns:pic="http://schemas.openxmlformats.org/drawingml/2006/picture">
                 <pic:nvPicPr>
-                  <pic:cNvPr id="3" name="Picture 2">
-                    <a:extLst>
-                      <a:ext uri="{FF2B5EF4-FFF2-40B4-BE49-F238E27FC236}">
-                        <a16:creationId xmlns:a16="http://schemas.microsoft.com/office/drawing/2014/main" id="{73455422-B61A-5E70-A115-5474696A93DB}"/>
-                      </a:ext>
-                    </a:extLst>
-                  </pic:cNvPr>
-                  <pic:cNvPicPr>
-                    <a:picLocks noChangeAspect="1"/>
-                  </pic:cNvPicPr>
+                  <pic:cNvPr id="2027182041" name="Picture 2027182041"/>
+                  <pic:cNvPicPr/>
                 </pic:nvPicPr>
                 <pic:blipFill>
                   <a:blip r:embed="rId1">
                     <a:extLst>
                       <a:ext uri="{28A0092B-C50C-407E-A947-70E740481C1C}">
-                        <a14:useLocalDpi xmlns:a14="http://schemas.microsoft.com/office/drawing/2010/main" val="0"/>
+                        <a14:useLocalDpi xmlns:a14="http://schemas.microsoft.com/office/drawing/2010/main"/>
                       </a:ext>
                     </a:extLst>
                   </a:blip>
@@ -2261,7 +2360,7 @@
                 <pic:spPr>
                   <a:xfrm>
                     <a:off x="0" y="0"/>
-                    <a:ext cx="2559843" cy="587616"/>
+                    <a:ext cx="2724785" cy="457200"/>
                   </a:xfrm>
                   <a:prstGeom prst="rect">
                     <a:avLst/>
@@ -2270,78 +2369,158 @@
               </pic:pic>
             </a:graphicData>
           </a:graphic>
+          <wp14:sizeRelH relativeFrom="page">
+            <wp14:pctWidth>0</wp14:pctWidth>
+          </wp14:sizeRelH>
+          <wp14:sizeRelV relativeFrom="page">
+            <wp14:pctHeight>0</wp14:pctHeight>
+          </wp14:sizeRelV>
         </wp:anchor>
       </w:drawing>
     </w:r>
     <w:r>
-      <w:t xml:space="preserve">                                            </w:t>
+      <w:rPr>
+        <w:rFonts w:ascii="Aptos" w:hAnsi="Aptos"/>
+        <w:noProof/>
+      </w:rPr>
+      <w:ptab w:relativeTo="margin" w:alignment="left" w:leader="none"/>
     </w:r>
     <w:r>
-      <w:t>Kingdom Bank Towers,</w:t>
+      <w:rPr>
+        <w:rFonts w:ascii="Aptos" w:hAnsi="Aptos"/>
+        <w:noProof/>
+      </w:rPr>
+      <w:t xml:space="preserve">                                                                                                       </w:t>
     </w:r>
     <w:r>
-      <w:br/>
+      <w:rPr>
+        <w:rFonts w:ascii="Aptos" w:hAnsi="Aptos"/>
+        <w:noProof/>
+      </w:rPr>
+      <w:t xml:space="preserve">                   </w:t>
     </w:r>
     <w:r>
-      <w:t xml:space="preserve">                                            </w:t>
-    </w:r>
-    <w:proofErr w:type="spellStart"/>
-    <w:r>
-      <w:t>Argwings</w:t>
-    </w:r>
-    <w:proofErr w:type="spellEnd"/>
-    <w:r>
-      <w:t xml:space="preserve"> </w:t>
-    </w:r>
-    <w:proofErr w:type="spellStart"/>
-    <w:r>
-      <w:t>Kodhek</w:t>
-    </w:r>
-    <w:proofErr w:type="spellEnd"/>
-    <w:r>
-      <w:t xml:space="preserve"> Road, </w:t>
-    </w:r>
-    <w:proofErr w:type="spellStart"/>
-    <w:r>
-      <w:t>Kilimani</w:t>
-    </w:r>
-    <w:proofErr w:type="spellEnd"/>
-    <w:r>
-      <w:t>.</w:t>
+      <w:rPr>
+        <w:rFonts w:ascii="Aptos" w:hAnsi="Aptos"/>
+        <w:noProof/>
+        <w:sz w:val="18"/>
+        <w:szCs w:val="18"/>
+      </w:rPr>
+      <w:t xml:space="preserve">Kingdom Bank Towers, Argwings Kodhek Road, Kilimani                                                                                                                                                            </w:t>
     </w:r>
     <w:r>
-      <w:br/>
+      <w:rPr>
+        <w:rFonts w:ascii="Aptos" w:hAnsi="Aptos"/>
+        <w:noProof/>
+        <w:sz w:val="18"/>
+        <w:szCs w:val="18"/>
+      </w:rPr>
+      <w:t xml:space="preserve">                              </w:t>
     </w:r>
     <w:r>
-      <w:t xml:space="preserve">                                            </w:t>
+      <w:rPr>
+        <w:rFonts w:ascii="Aptos" w:hAnsi="Aptos"/>
+        <w:noProof/>
+        <w:sz w:val="18"/>
+        <w:szCs w:val="18"/>
+      </w:rPr>
+      <w:t>P. O. Box 22741- 00400 Nairobi, Keny</w:t>
     </w:r>
     <w:r>
-      <w:t>P. O. Box 22741- 00400 Nairobi, Kenya</w:t>
+      <w:rPr>
+        <w:rFonts w:ascii="Aptos" w:hAnsi="Aptos"/>
+        <w:noProof/>
+        <w:sz w:val="18"/>
+        <w:szCs w:val="18"/>
+      </w:rPr>
+      <w:t>a</w:t>
     </w:r>
     <w:r>
-      <w:br/>
-      <w:t xml:space="preserve">                                            </w:t>
+      <w:rPr>
+        <w:rFonts w:ascii="Aptos" w:hAnsi="Aptos"/>
+        <w:noProof/>
+        <w:sz w:val="18"/>
+        <w:szCs w:val="18"/>
+      </w:rPr>
+      <w:t xml:space="preserve">                                                                                                                                                                      </w:t>
     </w:r>
     <w:r>
-      <w:t>Email: </w:t>
-    </w:r>
-    <w:hyperlink r:id="rId2" w:history="1">
-      <w:r>
-        <w:rPr>
-          <w:rStyle w:val="Hyperlink"/>
-        </w:rPr>
-        <w:t>info@kingdombankltd.co.ke</w:t>
-      </w:r>
-    </w:hyperlink>
-    <w:r>
-      <w:br/>
-      <w:t xml:space="preserve">                                                          Website: </w:t>
+      <w:rPr>
+        <w:rFonts w:ascii="Aptos" w:hAnsi="Aptos"/>
+        <w:noProof/>
+        <w:sz w:val="18"/>
+        <w:szCs w:val="18"/>
+      </w:rPr>
+      <w:t xml:space="preserve">                 </w:t>
     </w:r>
     <w:r>
-      <w:t>www.kingdombankltd.co.ke</w:t>
+      <w:rPr>
+        <w:rFonts w:ascii="Aptos" w:hAnsi="Aptos"/>
+        <w:noProof/>
+        <w:sz w:val="18"/>
+        <w:szCs w:val="18"/>
+      </w:rPr>
+      <w:t xml:space="preserve">  Landline : 020-221 | 0339 881 300                                                                                                                                                            </w:t>
     </w:r>
     <w:r>
-      <w:br/>
+      <w:rPr>
+        <w:rFonts w:ascii="Aptos" w:hAnsi="Aptos"/>
+        <w:noProof/>
+        <w:sz w:val="18"/>
+        <w:szCs w:val="18"/>
+      </w:rPr>
+      <w:t xml:space="preserve">                                                             </w:t>
+    </w:r>
+    <w:r>
+      <w:rPr>
+        <w:rFonts w:ascii="Aptos" w:hAnsi="Aptos"/>
+        <w:noProof/>
+        <w:sz w:val="18"/>
+        <w:szCs w:val="18"/>
+      </w:rPr>
+      <w:t>Mobile : 0709 881 000 | 0709 881 000</w:t>
+    </w:r>
+  </w:p>
+  <w:p>
+    <w:pPr>
+      <w:pStyle w:val="Header"/>
+      <w:jc w:val="right"/>
+      <w:rPr>
+        <w:rFonts w:ascii="Aptos" w:hAnsi="Aptos"/>
+        <w:noProof/>
+        <w:sz w:val="18"/>
+        <w:szCs w:val="18"/>
+      </w:rPr>
+    </w:pPr>
+    <w:r>
+      <w:rPr>
+        <w:rFonts w:ascii="Aptos" w:hAnsi="Aptos"/>
+        <w:noProof/>
+        <w:sz w:val="18"/>
+        <w:szCs w:val="18"/>
+      </w:rPr>
+      <w:t>Email:info@kingdombankltd.co.ke</w:t>
+    </w:r>
+  </w:p>
+  <w:p>
+    <w:pPr>
+      <w:pStyle w:val="Header"/>
+      <w:jc w:val="right"/>
+      <w:rPr>
+        <w:rFonts w:ascii="Aptos" w:hAnsi="Aptos"/>
+        <w:noProof/>
+        <w:sz w:val="18"/>
+        <w:szCs w:val="18"/>
+      </w:rPr>
+    </w:pPr>
+    <w:r>
+      <w:rPr>
+        <w:rFonts w:ascii="Aptos" w:hAnsi="Aptos"/>
+        <w:noProof/>
+        <w:sz w:val="18"/>
+        <w:szCs w:val="18"/>
+      </w:rPr>
+      <w:t>Website:www.kingdombank.co.ke</w:t>
     </w:r>
   </w:p>
 </w:hdr>
